--- a/docs/PixelFlow完整Agent化改造方案与并行实施计划.docx
+++ b/docs/PixelFlow完整Agent化改造方案与并行实施计划.docx
@@ -333,6 +333,11 @@
           <w:sz w:val="21"/>
         </w:rPr>
         <w:t>方案可以分阶段上线，不需要等全部 Agent 化完成。总工期仍建议按 15–19 个工作日管理，但业务在第 4、9、13 个工作日分别看到可验证成果。</w:t>
+      </w:r>
+    </w:p>
+    <w:p>
+      <w:r>
+        <w:t>新增硬性工程规范：所有后续提交、合并、状态、测试和交接说明使用中文；新增或修改的解释性代码注释使用中文；每个新增或修改配置项逐项提供详细中文说明，并由 M00 自动门禁和独立审核共同拦截不合规 push。</w:t>
       </w:r>
     </w:p>
     <w:tbl>
@@ -9406,6 +9411,56 @@
     </w:p>
     <w:p>
       <w:pPr>
+        <w:pStyle w:val="Heading3"/>
+      </w:pPr>
+      <w:r>
+        <w:t>中文工程交付与配置可读性（硬性）</w:t>
+      </w:r>
+    </w:p>
+    <w:p>
+      <w:r>
+        <w:t>Agent 化改造的工程产物必须让组内开发者可以直接阅读和接手，中文规范是所有模块的发布前置条件，不是文档建议。</w:t>
+      </w:r>
+    </w:p>
+    <w:p>
+      <w:pPr>
+        <w:pStyle w:val="ListBullet"/>
+      </w:pPr>
+      <w:r>
+        <w:t>所有人工编写的 commit 标题/正文、PR或合并说明、状态/交接/测试/发布记录使用中文；自动集成 commit 也使用中文模板。必要技术标识可以保留。</w:t>
+      </w:r>
+    </w:p>
+    <w:p>
+      <w:pPr>
+        <w:pStyle w:val="ListBullet"/>
+      </w:pPr>
+      <w:r>
+        <w:t>所有新增或修改的解释性代码注释、docstring、JSDoc 和脚本说明使用中文；代码标识符、DTO字段和外部协议字段不做中文化改名。</w:t>
+      </w:r>
+    </w:p>
+    <w:p>
+      <w:pPr>
+        <w:pStyle w:val="ListBullet"/>
+      </w:pPr>
+      <w:r>
+        <w:t>每个新增或修改的叶子配置项必须紧邻详细中文注释，至少解释用途和运行影响；适用时补充类型、单位、默认值、合法范围、重启要求、生效对象、回滚方式和敏感值来源。</w:t>
+      </w:r>
+    </w:p>
+    <w:p>
+      <w:pPr>
+        <w:pStyle w:val="ListBullet"/>
+      </w:pPr>
+      <w:r>
+        <w:t>JSON 等不支持注释的格式通过 schema description 或同目录中文说明逐键补齐；M00 本地检查、远端门禁和独立 reviewer 共同把关，不合规不得 push 或进入集成候选。</w:t>
+      </w:r>
+    </w:p>
+    <w:p>
+      <w:r>
+        <w:t>采用“设计规范 + Codex 执行协议 + 自动门禁”三层约束，既防止遗漏，也保留人工判断注释解释质量的能力。</w:t>
+      </w:r>
+    </w:p>
+    <w:p>
+      <w:pPr>
         <w:pStyle w:val="Heading2"/>
       </w:pPr>
       <w:r>
@@ -13977,7 +14032,6 @@
     <w:p>
       <w:pPr>
         <w:pStyle w:val="NoSpacing"/>
-        <w:spacing w:before="80" w:after="120"/>
         <w:shd w:fill="F3F4F6"/>
       </w:pPr>
       <w:r>
@@ -15007,7 +15061,7 @@
           </w:tcPr>
           <w:p>
             <w:r>
-              <w:t>dev→agent、模块分支/worktree、普通模块自动集成和每日漂移检查 PowerShell 脚本</w:t>
+              <w:t>dev→agent、模块分支/worktree、普通模块自动集成、每日漂移检查和中文工程规范检查 PowerShell 脚本</w:t>
             </w:r>
           </w:p>
         </w:tc>
@@ -15023,7 +15077,7 @@
           </w:tcPr>
           <w:p>
             <w:r>
-              <w:t>Pester/临时仓库验证；依赖 A.2；不实现切片子分支</w:t>
+              <w:t>Pester/临时仓库验证中文 commit、注释和配置逐项说明门禁；依赖 A.2；不实现切片子分支</w:t>
             </w:r>
           </w:p>
         </w:tc>
@@ -15205,7 +15259,7 @@
           </w:tcPr>
           <w:p>
             <w:r>
-              <w:t>顺序纳入 A/B，接入 Gitee/Jenkins 门禁、跨平台测试聚合、执行手册第9节唯一话术和自动化状态验收</w:t>
+              <w:t>顺序纳入 A/B，接入 Gitee/Jenkins 门禁、跨平台测试聚合、中文工程规范门禁、执行手册第9节唯一话术和自动化状态验收</w:t>
             </w:r>
           </w:p>
         </w:tc>
@@ -15221,7 +15275,7 @@
           </w:tcPr>
           <w:p>
             <w:r>
-              <w:t>跨端 fixture、dev-sync guard、build-prod、ready 自动集成与 02:00 调度；由开发者手动启动一次</w:t>
+              <w:t>跨端 fixture、dev-sync guard、中文 commit/注释/配置说明、build-prod、ready 自动集成与 02:00 调度；由开发者手动启动一次</w:t>
             </w:r>
           </w:p>
         </w:tc>
@@ -15234,7 +15288,7 @@
     </w:p>
     <w:p>
       <w:r>
-        <w:t>模块闸门：Python/TS 对同一 fixture 解析一致；开关默认 off；现有接口 OpenAPI 无删除或改名；模块开始/合并脚本都能证明最新 dev SHA 是候选祖先；冲突/失败时 Agent 主干不变；未配置远端流水线时不能标记 automation_active。</w:t>
+        <w:t>模块闸门：Python/TS 对同一 fixture 解析一致；开关默认 off；现有接口 OpenAPI 无删除或改名；模块开始/合并脚本都能证明最新 dev SHA 是候选祖先；中文 commit、代码注释和配置逐项说明检查通过；冲突/失败时 Agent 主干不变；未配置远端流水线时不能标记 automation_active。</w:t>
       </w:r>
     </w:p>
     <w:p>
@@ -21455,6 +21509,14 @@
       </w:r>
     </w:p>
     <w:p>
+      <w:pPr>
+        <w:pStyle w:val="ListNumber"/>
+      </w:pPr>
+      <w:r>
+        <w:t>确认本切片遵循根目录 AGENTS.md 的中文工程规范；涉及配置时先列出全部新增/修改配置键及其中文说明要求。</w:t>
+      </w:r>
+    </w:p>
+    <w:p>
       <w:r>
         <w:t>完成后：</w:t>
       </w:r>
@@ -21472,7 +21534,23 @@
         <w:pStyle w:val="ListNumber"/>
       </w:pPr>
       <w:r>
-        <w:t>更新状态文件：已完成、修改文件、测试命令/结果、决策、commit/push 和下一切片第一步。</w:t>
+        <w:t>检查新增/修改代码注释均为中文解释，逐项核对新增/修改配置及其中文注释或 schema/说明映射。</w:t>
+      </w:r>
+    </w:p>
+    <w:p>
+      <w:pPr>
+        <w:pStyle w:val="ListNumber"/>
+      </w:pPr>
+      <w:r>
+        <w:t>使用中文编写 commit 标题/正文、状态、测试和交接记录；中文规范门禁通过后才允许 commit/push。</w:t>
+      </w:r>
+    </w:p>
+    <w:p>
+      <w:pPr>
+        <w:pStyle w:val="ListNumber"/>
+      </w:pPr>
+      <w:r>
+        <w:t>更新状态文件：已完成、修改文件、测试命令/结果、中文规范检查结果、决策、commit/push 和下一切片第一步。</w:t>
       </w:r>
     </w:p>
     <w:p>
@@ -21868,7 +21946,6 @@
     <w:p>
       <w:pPr>
         <w:pStyle w:val="NoSpacing"/>
-        <w:spacing w:before="80" w:after="120"/>
         <w:shd w:fill="F3F4F6"/>
       </w:pPr>
       <w:r>
@@ -21978,7 +22055,6 @@
     <w:p>
       <w:pPr>
         <w:pStyle w:val="NoSpacing"/>
-        <w:spacing w:before="80" w:after="120"/>
         <w:shd w:fill="F3F4F6"/>
       </w:pPr>
       <w:r>
@@ -22526,7 +22602,6 @@
     <w:p>
       <w:pPr>
         <w:pStyle w:val="NoSpacing"/>
-        <w:spacing w:before="80" w:after="120"/>
         <w:shd w:fill="F3F4F6"/>
       </w:pPr>
       <w:r>
@@ -23272,7 +23347,6 @@
     <w:p>
       <w:pPr>
         <w:pStyle w:val="NoSpacing"/>
-        <w:spacing w:before="80" w:after="120"/>
         <w:shd w:fill="F3F4F6"/>
       </w:pPr>
       <w:r>
@@ -23678,7 +23752,6 @@
     <w:p>
       <w:pPr>
         <w:pStyle w:val="NoSpacing"/>
-        <w:spacing w:before="80" w:after="120"/>
         <w:shd w:fill="F3F4F6"/>
       </w:pPr>
       <w:r>
@@ -23702,7 +23775,6 @@
     <w:p>
       <w:pPr>
         <w:pStyle w:val="NoSpacing"/>
-        <w:spacing w:before="80" w:after="120"/>
         <w:shd w:fill="F3F4F6"/>
       </w:pPr>
       <w:r>
@@ -23865,7 +23937,7 @@
         <w:pStyle w:val="ListNumber"/>
       </w:pPr>
       <w:r>
-        <w:t>更新状态/测试报告/交接信息，只暂存当前切片文件。</w:t>
+        <w:t>执行中文工程规范检查：新增/修改解释性注释必须使用中文；每个新增/修改配置键必须有逐项中文说明；机器指令例外必须命中最小白名单并由 reviewer确认。</w:t>
       </w:r>
     </w:p>
     <w:p>
@@ -23873,7 +23945,7 @@
         <w:pStyle w:val="ListNumber"/>
       </w:pPr>
       <w:r>
-        <w:t>创建当前切片独立 commit 并 push 模块分支。</w:t>
+        <w:t>使用中文更新状态/测试报告/交接信息，只暂存当前切片文件；commit 标题和正文必须以中文表达本切片目的与验证结果。</w:t>
       </w:r>
     </w:p>
     <w:p>
@@ -23881,6 +23953,14 @@
         <w:pStyle w:val="ListNumber"/>
       </w:pPr>
       <w:r>
+        <w:t>中文规范和全部切片门禁通过后，创建当前切片独立 commit 并 push 模块分支；不合规不得 push。</w:t>
+      </w:r>
+    </w:p>
+    <w:p>
+      <w:pPr>
+        <w:pStyle w:val="ListNumber"/>
+      </w:pPr>
+      <w:r>
         <w:t>如果当前切片不是检查点也不是最后一片，记录下一片第一动作并停止；等待开发者手动继续。</w:t>
       </w:r>
     </w:p>
@@ -24025,6 +24105,11 @@
       </w:r>
     </w:p>
     <w:p>
+      <w:r>
+        <w:t>以下全部话术自动继承根目录 AGENTS.md 和本手册第7、11节的中文工程硬性规范：commit/合并/状态/测试/交接使用中文，新增或修改的解释性代码注释使用中文，新增或修改的配置逐项提供详细中文说明。Codex 必须在 commit/push 前自动检查；不合规时停止，不得 push 或标记完成。用户复制话术时不需要重复追加这段要求。</w:t>
+      </w:r>
+    </w:p>
+    <w:p>
       <w:pPr>
         <w:pStyle w:val="Heading3"/>
       </w:pPr>
@@ -24035,7 +24120,6 @@
     <w:p>
       <w:pPr>
         <w:pStyle w:val="NoSpacing"/>
-        <w:spacing w:before="80" w:after="120"/>
         <w:shd w:fill="F3F4F6"/>
       </w:pPr>
       <w:r>
@@ -24060,7 +24144,6 @@
     <w:p>
       <w:pPr>
         <w:pStyle w:val="NoSpacing"/>
-        <w:spacing w:before="80" w:after="120"/>
         <w:shd w:fill="F3F4F6"/>
       </w:pPr>
       <w:r>
@@ -24082,7 +24165,6 @@
     <w:p>
       <w:pPr>
         <w:pStyle w:val="NoSpacing"/>
-        <w:spacing w:before="80" w:after="120"/>
         <w:shd w:fill="F3F4F6"/>
       </w:pPr>
       <w:r>
@@ -24107,7 +24189,6 @@
     <w:p>
       <w:pPr>
         <w:pStyle w:val="NoSpacing"/>
-        <w:spacing w:before="80" w:after="120"/>
         <w:shd w:fill="F3F4F6"/>
       </w:pPr>
       <w:r>
@@ -24129,7 +24210,6 @@
     <w:p>
       <w:pPr>
         <w:pStyle w:val="NoSpacing"/>
-        <w:spacing w:before="80" w:after="120"/>
         <w:shd w:fill="F3F4F6"/>
       </w:pPr>
       <w:r>
@@ -24151,7 +24231,6 @@
     <w:p>
       <w:pPr>
         <w:pStyle w:val="NoSpacing"/>
-        <w:spacing w:before="80" w:after="120"/>
         <w:shd w:fill="F3F4F6"/>
       </w:pPr>
       <w:r>
@@ -24181,7 +24260,6 @@
     <w:p>
       <w:pPr>
         <w:pStyle w:val="NoSpacing"/>
-        <w:spacing w:before="80" w:after="120"/>
         <w:shd w:fill="F3F4F6"/>
       </w:pPr>
       <w:r>
@@ -24203,7 +24281,6 @@
     <w:p>
       <w:pPr>
         <w:pStyle w:val="NoSpacing"/>
-        <w:spacing w:before="80" w:after="120"/>
         <w:shd w:fill="F3F4F6"/>
       </w:pPr>
       <w:r>
@@ -24233,7 +24310,6 @@
     <w:p>
       <w:pPr>
         <w:pStyle w:val="NoSpacing"/>
-        <w:spacing w:before="80" w:after="120"/>
         <w:shd w:fill="F3F4F6"/>
       </w:pPr>
       <w:r>
@@ -24260,7 +24336,6 @@
     <w:p>
       <w:pPr>
         <w:pStyle w:val="NoSpacing"/>
-        <w:spacing w:before="80" w:after="120"/>
         <w:shd w:fill="F3F4F6"/>
       </w:pPr>
       <w:r>
@@ -24274,7 +24349,6 @@
     <w:p>
       <w:pPr>
         <w:pStyle w:val="NoSpacing"/>
-        <w:spacing w:before="80" w:after="120"/>
         <w:shd w:fill="F3F4F6"/>
       </w:pPr>
       <w:r>
@@ -24293,7 +24367,6 @@
     <w:p>
       <w:pPr>
         <w:pStyle w:val="NoSpacing"/>
-        <w:spacing w:before="80" w:after="120"/>
         <w:shd w:fill="F3F4F6"/>
       </w:pPr>
       <w:r>
@@ -24307,7 +24380,6 @@
     <w:p>
       <w:pPr>
         <w:pStyle w:val="NoSpacing"/>
-        <w:spacing w:before="80" w:after="120"/>
         <w:shd w:fill="F3F4F6"/>
       </w:pPr>
       <w:r>
@@ -24321,7 +24393,6 @@
     <w:p>
       <w:pPr>
         <w:pStyle w:val="NoSpacing"/>
-        <w:spacing w:before="80" w:after="120"/>
         <w:shd w:fill="F3F4F6"/>
       </w:pPr>
       <w:r>
@@ -24698,7 +24769,6 @@
     <w:p>
       <w:pPr>
         <w:pStyle w:val="NoSpacing"/>
-        <w:spacing w:before="80" w:after="120"/>
         <w:shd w:fill="F3F4F6"/>
       </w:pPr>
       <w:r>
@@ -24723,7 +24793,6 @@
     <w:p>
       <w:pPr>
         <w:pStyle w:val="NoSpacing"/>
-        <w:spacing w:before="80" w:after="120"/>
         <w:shd w:fill="F3F4F6"/>
       </w:pPr>
       <w:r>
@@ -24745,7 +24814,6 @@
     <w:p>
       <w:pPr>
         <w:pStyle w:val="NoSpacing"/>
-        <w:spacing w:before="80" w:after="120"/>
         <w:shd w:fill="F3F4F6"/>
       </w:pPr>
       <w:r>
@@ -24767,7 +24835,6 @@
     <w:p>
       <w:pPr>
         <w:pStyle w:val="NoSpacing"/>
-        <w:spacing w:before="80" w:after="120"/>
         <w:shd w:fill="F3F4F6"/>
       </w:pPr>
       <w:r>
@@ -24789,7 +24856,6 @@
     <w:p>
       <w:pPr>
         <w:pStyle w:val="NoSpacing"/>
-        <w:spacing w:before="80" w:after="120"/>
         <w:shd w:fill="F3F4F6"/>
       </w:pPr>
       <w:r>
@@ -24816,7 +24882,6 @@
     <w:p>
       <w:pPr>
         <w:pStyle w:val="NoSpacing"/>
-        <w:spacing w:before="80" w:after="120"/>
         <w:shd w:fill="F3F4F6"/>
       </w:pPr>
       <w:r>
@@ -24929,6 +24994,38 @@
         <w:pStyle w:val="ListBullet"/>
       </w:pPr>
       <w:r>
+        <w:t>commit 标题和正文、PR/合并说明、状态/交接/测试/发布记录必须使用中文；允许保留类名、配置键、模块号、命令和 Agent/API/DTO 等技术标识，但主体语义不能是纯英文。自动集成 commit 也必须使用中文模板；</w:t>
+      </w:r>
+    </w:p>
+    <w:p>
+      <w:pPr>
+        <w:pStyle w:val="ListBullet"/>
+      </w:pPr>
+      <w:r>
+        <w:t>新增或修改的人工代码注释、docstring、JSDoc 和脚本说明必须使用中文；机器指令、许可证、外部协议原文等最小例外按 AGENTS.md 执行；</w:t>
+      </w:r>
+    </w:p>
+    <w:p>
+      <w:pPr>
+        <w:pStyle w:val="ListBullet"/>
+      </w:pPr>
+      <w:r>
+        <w:t>每一个新增或修改的叶子配置项必须有紧邻的详细中文注释；不支持注释的格式必须逐键提供 schema description 或同目录中文说明，且禁止在注释中写真实凭据；</w:t>
+      </w:r>
+    </w:p>
+    <w:p>
+      <w:pPr>
+        <w:pStyle w:val="ListBullet"/>
+      </w:pPr>
+      <w:r>
+        <w:t>commit/push 前必须执行中文规范检查并记录结果；任一不合规不得 push、不得进入阶段/模块集成状态；</w:t>
+      </w:r>
+    </w:p>
+    <w:p>
+      <w:pPr>
+        <w:pStyle w:val="ListBullet"/>
+      </w:pPr>
+      <w:r>
         <w:t>禁止普通切片直接 push feature/dev_* 或 feature/agent_*；</w:t>
       </w:r>
     </w:p>
@@ -25098,6 +25195,30 @@
       </w:pPr>
       <w:r>
         <w:t>测试不能输出 Authorization、API key、用户原始长 prompt 或完整供应商 URL 查询参数。</w:t>
+      </w:r>
+    </w:p>
+    <w:p>
+      <w:pPr>
+        <w:pStyle w:val="ListNumber"/>
+      </w:pPr>
+      <w:r>
+        <w:t>中文提交门禁：当前切片 commit 标题/正文、状态、测试、交接、合并说明包含中文主体语义；自动集成 commit 使用中文模板，纯英文说明直接失败。</w:t>
+      </w:r>
+    </w:p>
+    <w:p>
+      <w:pPr>
+        <w:pStyle w:val="ListNumber"/>
+      </w:pPr>
+      <w:r>
+        <w:t>中文注释门禁：新增或修改的人工代码注释、docstring、JSDoc、脚本说明使用中文；机器指令类例外只允许命中仓库最小白名单。</w:t>
+      </w:r>
+    </w:p>
+    <w:p>
+      <w:pPr>
+        <w:pStyle w:val="ListNumber"/>
+      </w:pPr>
+      <w:r>
+        <w:t>配置说明门禁：每个新增或修改的叶子配置键都有紧邻中文注释，至少说明用途和影响；JSON 等不支持注释的格式逐键具备 schema description 或同目录中文说明映射。</w:t>
       </w:r>
     </w:p>
     <w:p>
@@ -25199,7 +25320,7 @@
           </w:tcPr>
           <w:p>
             <w:r>
-              <w:t>新 Python/TS 合同；test_openapi_operation_ids.py；前端现有 18 个测试文件聚合；PowerShell 临时仓库验证 dev-sync guard、模块分支/worktree、逐切片串行、阶段检查点白名单、ready_for_phase_integration/ready_for_integration、增量/最终单槽自动集成、每日调度和失败不写 Agent 主干；M00-A/M00-B 同源设计/Agent SHA、文件所有权和固定集成顺序</w:t>
+              <w:t>新 Python/TS 合同；test_openapi_operation_ids.py；前端现有 18 个测试文件聚合；PowerShell 临时仓库验证 dev-sync guard、模块分支/worktree、逐切片串行、阶段检查点白名单、中文 commit/注释/配置说明、ready_for_phase_integration/ready_for_integration、增量/最终单槽自动集成、每日调度和失败不写 Agent 主干；M00-A/M00-B 同源设计/Agent SHA、文件所有权和固定集成顺序</w:t>
             </w:r>
           </w:p>
         </w:tc>
@@ -26879,7 +27000,6 @@
     <w:p>
       <w:pPr>
         <w:pStyle w:val="NoSpacing"/>
-        <w:spacing w:before="80" w:after="120"/>
         <w:shd w:fill="F3F4F6"/>
       </w:pPr>
       <w:r>
@@ -26902,7 +27022,6 @@
     <w:p>
       <w:pPr>
         <w:pStyle w:val="NoSpacing"/>
-        <w:spacing w:before="80" w:after="120"/>
         <w:shd w:fill="F3F4F6"/>
       </w:pPr>
       <w:r>
@@ -26978,7 +27097,7 @@
         <w:pStyle w:val="IntenseQuote"/>
       </w:pPr>
       <w:r>
-        <w:t>当前结论：四阶段上线方案已确认，当前目标为 R1。模块之间并行、模块内部切片严格串行；M00 首次集成手动启动一次，之后明确阶段检查点和模块最终提交由远端单槽流水线自动集成。当前无真实外部用户，各阶段获批后覆盖全部新对话100%，不使用随机百分比或用户白名单；每个下一切片、生产运行模式/intent范围和真实付费冒烟仍需人工启动/批准。所有实现模块尚未开工。</w:t>
+        <w:t>当前结论：四阶段上线方案已确认，当前目标为 R1。模块之间并行、模块内部切片严格串行；M00 首次集成手动启动一次，之后明确阶段检查点和模块最终提交由远端单槽流水线自动集成。当前无真实外部用户，各阶段获批后覆盖全部新对话100%，不使用随机百分比或用户白名单；每个下一切片、生产运行模式/intent范围和真实付费冒烟仍需人工启动/批准。中文提交、中文代码注释和配置逐项中文说明是所有切片的硬性门禁。所有实现模块尚未开工。</w:t>
       </w:r>
     </w:p>
     <w:p>
@@ -27532,13 +27651,13 @@
         <w:tblInd w:type="dxa" w:w="120"/>
       </w:tblPr>
       <w:tblGrid>
-        <w:gridCol w:w="669"/>
-        <w:gridCol w:w="3120"/>
-        <w:gridCol w:w="669"/>
-        <w:gridCol w:w="1449"/>
-        <w:gridCol w:w="669"/>
-        <w:gridCol w:w="2117"/>
-        <w:gridCol w:w="667"/>
+        <w:gridCol w:w="631"/>
+        <w:gridCol w:w="3471"/>
+        <w:gridCol w:w="631"/>
+        <w:gridCol w:w="1367"/>
+        <w:gridCol w:w="631"/>
+        <w:gridCol w:w="1998"/>
+        <w:gridCol w:w="631"/>
       </w:tblGrid>
       <w:tr>
         <w:trPr>
@@ -27546,7 +27665,7 @@
         </w:trPr>
         <w:tc>
           <w:tcPr>
-            <w:tcW w:type="dxa" w:w="669"/>
+            <w:tcW w:type="dxa" w:w="631"/>
             <w:tcMar>
               <w:top w:w="80" w:type="dxa"/>
               <w:bottom w:w="80" w:type="dxa"/>
@@ -27565,7 +27684,7 @@
         </w:tc>
         <w:tc>
           <w:tcPr>
-            <w:tcW w:type="dxa" w:w="3120"/>
+            <w:tcW w:type="dxa" w:w="3471"/>
             <w:tcMar>
               <w:top w:w="80" w:type="dxa"/>
               <w:bottom w:w="80" w:type="dxa"/>
@@ -27584,7 +27703,7 @@
         </w:tc>
         <w:tc>
           <w:tcPr>
-            <w:tcW w:type="dxa" w:w="669"/>
+            <w:tcW w:type="dxa" w:w="631"/>
             <w:tcMar>
               <w:top w:w="80" w:type="dxa"/>
               <w:bottom w:w="80" w:type="dxa"/>
@@ -27603,7 +27722,7 @@
         </w:tc>
         <w:tc>
           <w:tcPr>
-            <w:tcW w:type="dxa" w:w="1449"/>
+            <w:tcW w:type="dxa" w:w="1367"/>
             <w:tcMar>
               <w:top w:w="80" w:type="dxa"/>
               <w:bottom w:w="80" w:type="dxa"/>
@@ -27622,7 +27741,7 @@
         </w:tc>
         <w:tc>
           <w:tcPr>
-            <w:tcW w:type="dxa" w:w="669"/>
+            <w:tcW w:type="dxa" w:w="631"/>
             <w:tcMar>
               <w:top w:w="80" w:type="dxa"/>
               <w:bottom w:w="80" w:type="dxa"/>
@@ -27641,7 +27760,7 @@
         </w:tc>
         <w:tc>
           <w:tcPr>
-            <w:tcW w:type="dxa" w:w="2117"/>
+            <w:tcW w:type="dxa" w:w="1998"/>
             <w:tcMar>
               <w:top w:w="80" w:type="dxa"/>
               <w:bottom w:w="80" w:type="dxa"/>
@@ -27660,7 +27779,7 @@
         </w:tc>
         <w:tc>
           <w:tcPr>
-            <w:tcW w:type="dxa" w:w="667"/>
+            <w:tcW w:type="dxa" w:w="631"/>
             <w:tcMar>
               <w:top w:w="80" w:type="dxa"/>
               <w:bottom w:w="80" w:type="dxa"/>
@@ -27682,7 +27801,7 @@
         <w:trPr/>
         <w:tc>
           <w:tcPr>
-            <w:tcW w:type="dxa" w:w="669"/>
+            <w:tcW w:type="dxa" w:w="631"/>
             <w:tcMar>
               <w:top w:w="80" w:type="dxa"/>
               <w:bottom w:w="80" w:type="dxa"/>
@@ -27698,23 +27817,23 @@
         </w:tc>
         <w:tc>
           <w:tcPr>
-            <w:tcW w:type="dxa" w:w="3120"/>
-            <w:tcMar>
-              <w:top w:w="80" w:type="dxa"/>
-              <w:bottom w:w="80" w:type="dxa"/>
-              <w:start w:w="120" w:type="dxa"/>
-              <w:end w:w="120" w:type="dxa"/>
-            </w:tcMar>
-          </w:tcPr>
-          <w:p>
-            <w:r>
-              <w:t>合同、分支自动化、feature flag、测试入口</w:t>
-            </w:r>
-          </w:p>
-        </w:tc>
-        <w:tc>
-          <w:tcPr>
-            <w:tcW w:type="dxa" w:w="669"/>
+            <w:tcW w:type="dxa" w:w="3471"/>
+            <w:tcMar>
+              <w:top w:w="80" w:type="dxa"/>
+              <w:bottom w:w="80" w:type="dxa"/>
+              <w:start w:w="120" w:type="dxa"/>
+              <w:end w:w="120" w:type="dxa"/>
+            </w:tcMar>
+          </w:tcPr>
+          <w:p>
+            <w:r>
+              <w:t>合同、分支自动化、中文工程门禁、feature flag、测试入口</w:t>
+            </w:r>
+          </w:p>
+        </w:tc>
+        <w:tc>
+          <w:tcPr>
+            <w:tcW w:type="dxa" w:w="631"/>
             <w:tcMar>
               <w:top w:w="80" w:type="dxa"/>
               <w:bottom w:w="80" w:type="dxa"/>
@@ -27730,7 +27849,7 @@
         </w:tc>
         <w:tc>
           <w:tcPr>
-            <w:tcW w:type="dxa" w:w="1449"/>
+            <w:tcW w:type="dxa" w:w="1367"/>
             <w:tcMar>
               <w:top w:w="80" w:type="dxa"/>
               <w:bottom w:w="80" w:type="dxa"/>
@@ -27746,7 +27865,7 @@
         </w:tc>
         <w:tc>
           <w:tcPr>
-            <w:tcW w:type="dxa" w:w="669"/>
+            <w:tcW w:type="dxa" w:w="631"/>
             <w:tcMar>
               <w:top w:w="80" w:type="dxa"/>
               <w:bottom w:w="80" w:type="dxa"/>
@@ -27762,7 +27881,7 @@
         </w:tc>
         <w:tc>
           <w:tcPr>
-            <w:tcW w:type="dxa" w:w="2117"/>
+            <w:tcW w:type="dxa" w:w="1998"/>
             <w:tcMar>
               <w:top w:w="80" w:type="dxa"/>
               <w:bottom w:w="80" w:type="dxa"/>
@@ -27778,7 +27897,7 @@
         </w:tc>
         <w:tc>
           <w:tcPr>
-            <w:tcW w:type="dxa" w:w="667"/>
+            <w:tcW w:type="dxa" w:w="631"/>
             <w:tcMar>
               <w:top w:w="80" w:type="dxa"/>
               <w:bottom w:w="80" w:type="dxa"/>
@@ -27797,7 +27916,7 @@
         <w:trPr/>
         <w:tc>
           <w:tcPr>
-            <w:tcW w:type="dxa" w:w="669"/>
+            <w:tcW w:type="dxa" w:w="631"/>
             <w:tcMar>
               <w:top w:w="80" w:type="dxa"/>
               <w:bottom w:w="80" w:type="dxa"/>
@@ -27813,7 +27932,7 @@
         </w:tc>
         <w:tc>
           <w:tcPr>
-            <w:tcW w:type="dxa" w:w="3120"/>
+            <w:tcW w:type="dxa" w:w="3471"/>
             <w:tcMar>
               <w:top w:w="80" w:type="dxa"/>
               <w:bottom w:w="80" w:type="dxa"/>
@@ -27829,7 +27948,7 @@
         </w:tc>
         <w:tc>
           <w:tcPr>
-            <w:tcW w:type="dxa" w:w="669"/>
+            <w:tcW w:type="dxa" w:w="631"/>
             <w:tcMar>
               <w:top w:w="80" w:type="dxa"/>
               <w:bottom w:w="80" w:type="dxa"/>
@@ -27845,7 +27964,7 @@
         </w:tc>
         <w:tc>
           <w:tcPr>
-            <w:tcW w:type="dxa" w:w="1449"/>
+            <w:tcW w:type="dxa" w:w="1367"/>
             <w:tcMar>
               <w:top w:w="80" w:type="dxa"/>
               <w:bottom w:w="80" w:type="dxa"/>
@@ -27861,7 +27980,7 @@
         </w:tc>
         <w:tc>
           <w:tcPr>
-            <w:tcW w:type="dxa" w:w="669"/>
+            <w:tcW w:type="dxa" w:w="631"/>
             <w:tcMar>
               <w:top w:w="80" w:type="dxa"/>
               <w:bottom w:w="80" w:type="dxa"/>
@@ -27877,7 +27996,7 @@
         </w:tc>
         <w:tc>
           <w:tcPr>
-            <w:tcW w:type="dxa" w:w="2117"/>
+            <w:tcW w:type="dxa" w:w="1998"/>
             <w:tcMar>
               <w:top w:w="80" w:type="dxa"/>
               <w:bottom w:w="80" w:type="dxa"/>
@@ -27893,7 +28012,7 @@
         </w:tc>
         <w:tc>
           <w:tcPr>
-            <w:tcW w:type="dxa" w:w="667"/>
+            <w:tcW w:type="dxa" w:w="631"/>
             <w:tcMar>
               <w:top w:w="80" w:type="dxa"/>
               <w:bottom w:w="80" w:type="dxa"/>
@@ -27912,7 +28031,7 @@
         <w:trPr/>
         <w:tc>
           <w:tcPr>
-            <w:tcW w:type="dxa" w:w="669"/>
+            <w:tcW w:type="dxa" w:w="631"/>
             <w:tcMar>
               <w:top w:w="80" w:type="dxa"/>
               <w:bottom w:w="80" w:type="dxa"/>
@@ -27928,7 +28047,7 @@
         </w:tc>
         <w:tc>
           <w:tcPr>
-            <w:tcW w:type="dxa" w:w="3120"/>
+            <w:tcW w:type="dxa" w:w="3471"/>
             <w:tcMar>
               <w:top w:w="80" w:type="dxa"/>
               <w:bottom w:w="80" w:type="dxa"/>
@@ -27944,7 +28063,7 @@
         </w:tc>
         <w:tc>
           <w:tcPr>
-            <w:tcW w:type="dxa" w:w="669"/>
+            <w:tcW w:type="dxa" w:w="631"/>
             <w:tcMar>
               <w:top w:w="80" w:type="dxa"/>
               <w:bottom w:w="80" w:type="dxa"/>
@@ -27960,7 +28079,7 @@
         </w:tc>
         <w:tc>
           <w:tcPr>
-            <w:tcW w:type="dxa" w:w="1449"/>
+            <w:tcW w:type="dxa" w:w="1367"/>
             <w:tcMar>
               <w:top w:w="80" w:type="dxa"/>
               <w:bottom w:w="80" w:type="dxa"/>
@@ -27976,7 +28095,7 @@
         </w:tc>
         <w:tc>
           <w:tcPr>
-            <w:tcW w:type="dxa" w:w="669"/>
+            <w:tcW w:type="dxa" w:w="631"/>
             <w:tcMar>
               <w:top w:w="80" w:type="dxa"/>
               <w:bottom w:w="80" w:type="dxa"/>
@@ -27992,7 +28111,7 @@
         </w:tc>
         <w:tc>
           <w:tcPr>
-            <w:tcW w:type="dxa" w:w="2117"/>
+            <w:tcW w:type="dxa" w:w="1998"/>
             <w:tcMar>
               <w:top w:w="80" w:type="dxa"/>
               <w:bottom w:w="80" w:type="dxa"/>
@@ -28008,7 +28127,7 @@
         </w:tc>
         <w:tc>
           <w:tcPr>
-            <w:tcW w:type="dxa" w:w="667"/>
+            <w:tcW w:type="dxa" w:w="631"/>
             <w:tcMar>
               <w:top w:w="80" w:type="dxa"/>
               <w:bottom w:w="80" w:type="dxa"/>
@@ -28027,7 +28146,7 @@
         <w:trPr/>
         <w:tc>
           <w:tcPr>
-            <w:tcW w:type="dxa" w:w="669"/>
+            <w:tcW w:type="dxa" w:w="631"/>
             <w:tcMar>
               <w:top w:w="80" w:type="dxa"/>
               <w:bottom w:w="80" w:type="dxa"/>
@@ -28043,7 +28162,7 @@
         </w:tc>
         <w:tc>
           <w:tcPr>
-            <w:tcW w:type="dxa" w:w="3120"/>
+            <w:tcW w:type="dxa" w:w="3471"/>
             <w:tcMar>
               <w:top w:w="80" w:type="dxa"/>
               <w:bottom w:w="80" w:type="dxa"/>
@@ -28059,7 +28178,7 @@
         </w:tc>
         <w:tc>
           <w:tcPr>
-            <w:tcW w:type="dxa" w:w="669"/>
+            <w:tcW w:type="dxa" w:w="631"/>
             <w:tcMar>
               <w:top w:w="80" w:type="dxa"/>
               <w:bottom w:w="80" w:type="dxa"/>
@@ -28075,7 +28194,7 @@
         </w:tc>
         <w:tc>
           <w:tcPr>
-            <w:tcW w:type="dxa" w:w="1449"/>
+            <w:tcW w:type="dxa" w:w="1367"/>
             <w:tcMar>
               <w:top w:w="80" w:type="dxa"/>
               <w:bottom w:w="80" w:type="dxa"/>
@@ -28091,7 +28210,7 @@
         </w:tc>
         <w:tc>
           <w:tcPr>
-            <w:tcW w:type="dxa" w:w="669"/>
+            <w:tcW w:type="dxa" w:w="631"/>
             <w:tcMar>
               <w:top w:w="80" w:type="dxa"/>
               <w:bottom w:w="80" w:type="dxa"/>
@@ -28107,7 +28226,7 @@
         </w:tc>
         <w:tc>
           <w:tcPr>
-            <w:tcW w:type="dxa" w:w="2117"/>
+            <w:tcW w:type="dxa" w:w="1998"/>
             <w:tcMar>
               <w:top w:w="80" w:type="dxa"/>
               <w:bottom w:w="80" w:type="dxa"/>
@@ -28123,7 +28242,7 @@
         </w:tc>
         <w:tc>
           <w:tcPr>
-            <w:tcW w:type="dxa" w:w="667"/>
+            <w:tcW w:type="dxa" w:w="631"/>
             <w:tcMar>
               <w:top w:w="80" w:type="dxa"/>
               <w:bottom w:w="80" w:type="dxa"/>
@@ -28142,7 +28261,7 @@
         <w:trPr/>
         <w:tc>
           <w:tcPr>
-            <w:tcW w:type="dxa" w:w="669"/>
+            <w:tcW w:type="dxa" w:w="631"/>
             <w:tcMar>
               <w:top w:w="80" w:type="dxa"/>
               <w:bottom w:w="80" w:type="dxa"/>
@@ -28158,7 +28277,7 @@
         </w:tc>
         <w:tc>
           <w:tcPr>
-            <w:tcW w:type="dxa" w:w="3120"/>
+            <w:tcW w:type="dxa" w:w="3471"/>
             <w:tcMar>
               <w:top w:w="80" w:type="dxa"/>
               <w:bottom w:w="80" w:type="dxa"/>
@@ -28174,7 +28293,7 @@
         </w:tc>
         <w:tc>
           <w:tcPr>
-            <w:tcW w:type="dxa" w:w="669"/>
+            <w:tcW w:type="dxa" w:w="631"/>
             <w:tcMar>
               <w:top w:w="80" w:type="dxa"/>
               <w:bottom w:w="80" w:type="dxa"/>
@@ -28190,7 +28309,7 @@
         </w:tc>
         <w:tc>
           <w:tcPr>
-            <w:tcW w:type="dxa" w:w="1449"/>
+            <w:tcW w:type="dxa" w:w="1367"/>
             <w:tcMar>
               <w:top w:w="80" w:type="dxa"/>
               <w:bottom w:w="80" w:type="dxa"/>
@@ -28206,7 +28325,7 @@
         </w:tc>
         <w:tc>
           <w:tcPr>
-            <w:tcW w:type="dxa" w:w="669"/>
+            <w:tcW w:type="dxa" w:w="631"/>
             <w:tcMar>
               <w:top w:w="80" w:type="dxa"/>
               <w:bottom w:w="80" w:type="dxa"/>
@@ -28222,7 +28341,7 @@
         </w:tc>
         <w:tc>
           <w:tcPr>
-            <w:tcW w:type="dxa" w:w="2117"/>
+            <w:tcW w:type="dxa" w:w="1998"/>
             <w:tcMar>
               <w:top w:w="80" w:type="dxa"/>
               <w:bottom w:w="80" w:type="dxa"/>
@@ -28238,7 +28357,7 @@
         </w:tc>
         <w:tc>
           <w:tcPr>
-            <w:tcW w:type="dxa" w:w="667"/>
+            <w:tcW w:type="dxa" w:w="631"/>
             <w:tcMar>
               <w:top w:w="80" w:type="dxa"/>
               <w:bottom w:w="80" w:type="dxa"/>
@@ -28257,7 +28376,7 @@
         <w:trPr/>
         <w:tc>
           <w:tcPr>
-            <w:tcW w:type="dxa" w:w="669"/>
+            <w:tcW w:type="dxa" w:w="631"/>
             <w:tcMar>
               <w:top w:w="80" w:type="dxa"/>
               <w:bottom w:w="80" w:type="dxa"/>
@@ -28273,7 +28392,7 @@
         </w:tc>
         <w:tc>
           <w:tcPr>
-            <w:tcW w:type="dxa" w:w="3120"/>
+            <w:tcW w:type="dxa" w:w="3471"/>
             <w:tcMar>
               <w:top w:w="80" w:type="dxa"/>
               <w:bottom w:w="80" w:type="dxa"/>
@@ -28289,7 +28408,7 @@
         </w:tc>
         <w:tc>
           <w:tcPr>
-            <w:tcW w:type="dxa" w:w="669"/>
+            <w:tcW w:type="dxa" w:w="631"/>
             <w:tcMar>
               <w:top w:w="80" w:type="dxa"/>
               <w:bottom w:w="80" w:type="dxa"/>
@@ -28305,7 +28424,7 @@
         </w:tc>
         <w:tc>
           <w:tcPr>
-            <w:tcW w:type="dxa" w:w="1449"/>
+            <w:tcW w:type="dxa" w:w="1367"/>
             <w:tcMar>
               <w:top w:w="80" w:type="dxa"/>
               <w:bottom w:w="80" w:type="dxa"/>
@@ -28321,7 +28440,7 @@
         </w:tc>
         <w:tc>
           <w:tcPr>
-            <w:tcW w:type="dxa" w:w="669"/>
+            <w:tcW w:type="dxa" w:w="631"/>
             <w:tcMar>
               <w:top w:w="80" w:type="dxa"/>
               <w:bottom w:w="80" w:type="dxa"/>
@@ -28337,7 +28456,7 @@
         </w:tc>
         <w:tc>
           <w:tcPr>
-            <w:tcW w:type="dxa" w:w="2117"/>
+            <w:tcW w:type="dxa" w:w="1998"/>
             <w:tcMar>
               <w:top w:w="80" w:type="dxa"/>
               <w:bottom w:w="80" w:type="dxa"/>
@@ -28353,7 +28472,7 @@
         </w:tc>
         <w:tc>
           <w:tcPr>
-            <w:tcW w:type="dxa" w:w="667"/>
+            <w:tcW w:type="dxa" w:w="631"/>
             <w:tcMar>
               <w:top w:w="80" w:type="dxa"/>
               <w:bottom w:w="80" w:type="dxa"/>
@@ -28372,7 +28491,7 @@
         <w:trPr/>
         <w:tc>
           <w:tcPr>
-            <w:tcW w:type="dxa" w:w="669"/>
+            <w:tcW w:type="dxa" w:w="631"/>
             <w:tcMar>
               <w:top w:w="80" w:type="dxa"/>
               <w:bottom w:w="80" w:type="dxa"/>
@@ -28388,7 +28507,7 @@
         </w:tc>
         <w:tc>
           <w:tcPr>
-            <w:tcW w:type="dxa" w:w="3120"/>
+            <w:tcW w:type="dxa" w:w="3471"/>
             <w:tcMar>
               <w:top w:w="80" w:type="dxa"/>
               <w:bottom w:w="80" w:type="dxa"/>
@@ -28404,7 +28523,7 @@
         </w:tc>
         <w:tc>
           <w:tcPr>
-            <w:tcW w:type="dxa" w:w="669"/>
+            <w:tcW w:type="dxa" w:w="631"/>
             <w:tcMar>
               <w:top w:w="80" w:type="dxa"/>
               <w:bottom w:w="80" w:type="dxa"/>
@@ -28420,7 +28539,7 @@
         </w:tc>
         <w:tc>
           <w:tcPr>
-            <w:tcW w:type="dxa" w:w="1449"/>
+            <w:tcW w:type="dxa" w:w="1367"/>
             <w:tcMar>
               <w:top w:w="80" w:type="dxa"/>
               <w:bottom w:w="80" w:type="dxa"/>
@@ -28436,7 +28555,7 @@
         </w:tc>
         <w:tc>
           <w:tcPr>
-            <w:tcW w:type="dxa" w:w="669"/>
+            <w:tcW w:type="dxa" w:w="631"/>
             <w:tcMar>
               <w:top w:w="80" w:type="dxa"/>
               <w:bottom w:w="80" w:type="dxa"/>
@@ -28452,7 +28571,7 @@
         </w:tc>
         <w:tc>
           <w:tcPr>
-            <w:tcW w:type="dxa" w:w="2117"/>
+            <w:tcW w:type="dxa" w:w="1998"/>
             <w:tcMar>
               <w:top w:w="80" w:type="dxa"/>
               <w:bottom w:w="80" w:type="dxa"/>
@@ -28468,7 +28587,7 @@
         </w:tc>
         <w:tc>
           <w:tcPr>
-            <w:tcW w:type="dxa" w:w="667"/>
+            <w:tcW w:type="dxa" w:w="631"/>
             <w:tcMar>
               <w:top w:w="80" w:type="dxa"/>
               <w:bottom w:w="80" w:type="dxa"/>
@@ -28487,7 +28606,7 @@
         <w:trPr/>
         <w:tc>
           <w:tcPr>
-            <w:tcW w:type="dxa" w:w="669"/>
+            <w:tcW w:type="dxa" w:w="631"/>
             <w:tcMar>
               <w:top w:w="80" w:type="dxa"/>
               <w:bottom w:w="80" w:type="dxa"/>
@@ -28503,7 +28622,7 @@
         </w:tc>
         <w:tc>
           <w:tcPr>
-            <w:tcW w:type="dxa" w:w="3120"/>
+            <w:tcW w:type="dxa" w:w="3471"/>
             <w:tcMar>
               <w:top w:w="80" w:type="dxa"/>
               <w:bottom w:w="80" w:type="dxa"/>
@@ -28519,7 +28638,7 @@
         </w:tc>
         <w:tc>
           <w:tcPr>
-            <w:tcW w:type="dxa" w:w="669"/>
+            <w:tcW w:type="dxa" w:w="631"/>
             <w:tcMar>
               <w:top w:w="80" w:type="dxa"/>
               <w:bottom w:w="80" w:type="dxa"/>
@@ -28535,7 +28654,7 @@
         </w:tc>
         <w:tc>
           <w:tcPr>
-            <w:tcW w:type="dxa" w:w="1449"/>
+            <w:tcW w:type="dxa" w:w="1367"/>
             <w:tcMar>
               <w:top w:w="80" w:type="dxa"/>
               <w:bottom w:w="80" w:type="dxa"/>
@@ -28551,7 +28670,7 @@
         </w:tc>
         <w:tc>
           <w:tcPr>
-            <w:tcW w:type="dxa" w:w="669"/>
+            <w:tcW w:type="dxa" w:w="631"/>
             <w:tcMar>
               <w:top w:w="80" w:type="dxa"/>
               <w:bottom w:w="80" w:type="dxa"/>
@@ -28567,7 +28686,7 @@
         </w:tc>
         <w:tc>
           <w:tcPr>
-            <w:tcW w:type="dxa" w:w="2117"/>
+            <w:tcW w:type="dxa" w:w="1998"/>
             <w:tcMar>
               <w:top w:w="80" w:type="dxa"/>
               <w:bottom w:w="80" w:type="dxa"/>
@@ -28583,7 +28702,7 @@
         </w:tc>
         <w:tc>
           <w:tcPr>
-            <w:tcW w:type="dxa" w:w="667"/>
+            <w:tcW w:type="dxa" w:w="631"/>
             <w:tcMar>
               <w:top w:w="80" w:type="dxa"/>
               <w:bottom w:w="80" w:type="dxa"/>
@@ -28602,7 +28721,7 @@
         <w:trPr/>
         <w:tc>
           <w:tcPr>
-            <w:tcW w:type="dxa" w:w="669"/>
+            <w:tcW w:type="dxa" w:w="631"/>
             <w:tcMar>
               <w:top w:w="80" w:type="dxa"/>
               <w:bottom w:w="80" w:type="dxa"/>
@@ -28618,7 +28737,7 @@
         </w:tc>
         <w:tc>
           <w:tcPr>
-            <w:tcW w:type="dxa" w:w="3120"/>
+            <w:tcW w:type="dxa" w:w="3471"/>
             <w:tcMar>
               <w:top w:w="80" w:type="dxa"/>
               <w:bottom w:w="80" w:type="dxa"/>
@@ -28634,7 +28753,7 @@
         </w:tc>
         <w:tc>
           <w:tcPr>
-            <w:tcW w:type="dxa" w:w="669"/>
+            <w:tcW w:type="dxa" w:w="631"/>
             <w:tcMar>
               <w:top w:w="80" w:type="dxa"/>
               <w:bottom w:w="80" w:type="dxa"/>
@@ -28650,7 +28769,7 @@
         </w:tc>
         <w:tc>
           <w:tcPr>
-            <w:tcW w:type="dxa" w:w="1449"/>
+            <w:tcW w:type="dxa" w:w="1367"/>
             <w:tcMar>
               <w:top w:w="80" w:type="dxa"/>
               <w:bottom w:w="80" w:type="dxa"/>
@@ -28666,7 +28785,7 @@
         </w:tc>
         <w:tc>
           <w:tcPr>
-            <w:tcW w:type="dxa" w:w="669"/>
+            <w:tcW w:type="dxa" w:w="631"/>
             <w:tcMar>
               <w:top w:w="80" w:type="dxa"/>
               <w:bottom w:w="80" w:type="dxa"/>
@@ -28682,7 +28801,7 @@
         </w:tc>
         <w:tc>
           <w:tcPr>
-            <w:tcW w:type="dxa" w:w="2117"/>
+            <w:tcW w:type="dxa" w:w="1998"/>
             <w:tcMar>
               <w:top w:w="80" w:type="dxa"/>
               <w:bottom w:w="80" w:type="dxa"/>
@@ -28698,7 +28817,7 @@
         </w:tc>
         <w:tc>
           <w:tcPr>
-            <w:tcW w:type="dxa" w:w="667"/>
+            <w:tcW w:type="dxa" w:w="631"/>
             <w:tcMar>
               <w:top w:w="80" w:type="dxa"/>
               <w:bottom w:w="80" w:type="dxa"/>
@@ -28717,7 +28836,7 @@
         <w:trPr/>
         <w:tc>
           <w:tcPr>
-            <w:tcW w:type="dxa" w:w="669"/>
+            <w:tcW w:type="dxa" w:w="631"/>
             <w:tcMar>
               <w:top w:w="80" w:type="dxa"/>
               <w:bottom w:w="80" w:type="dxa"/>
@@ -28733,7 +28852,7 @@
         </w:tc>
         <w:tc>
           <w:tcPr>
-            <w:tcW w:type="dxa" w:w="3120"/>
+            <w:tcW w:type="dxa" w:w="3471"/>
             <w:tcMar>
               <w:top w:w="80" w:type="dxa"/>
               <w:bottom w:w="80" w:type="dxa"/>
@@ -28749,7 +28868,7 @@
         </w:tc>
         <w:tc>
           <w:tcPr>
-            <w:tcW w:type="dxa" w:w="669"/>
+            <w:tcW w:type="dxa" w:w="631"/>
             <w:tcMar>
               <w:top w:w="80" w:type="dxa"/>
               <w:bottom w:w="80" w:type="dxa"/>
@@ -28765,7 +28884,7 @@
         </w:tc>
         <w:tc>
           <w:tcPr>
-            <w:tcW w:type="dxa" w:w="1449"/>
+            <w:tcW w:type="dxa" w:w="1367"/>
             <w:tcMar>
               <w:top w:w="80" w:type="dxa"/>
               <w:bottom w:w="80" w:type="dxa"/>
@@ -28781,7 +28900,7 @@
         </w:tc>
         <w:tc>
           <w:tcPr>
-            <w:tcW w:type="dxa" w:w="669"/>
+            <w:tcW w:type="dxa" w:w="631"/>
             <w:tcMar>
               <w:top w:w="80" w:type="dxa"/>
               <w:bottom w:w="80" w:type="dxa"/>
@@ -28797,7 +28916,7 @@
         </w:tc>
         <w:tc>
           <w:tcPr>
-            <w:tcW w:type="dxa" w:w="2117"/>
+            <w:tcW w:type="dxa" w:w="1998"/>
             <w:tcMar>
               <w:top w:w="80" w:type="dxa"/>
               <w:bottom w:w="80" w:type="dxa"/>
@@ -28813,7 +28932,7 @@
         </w:tc>
         <w:tc>
           <w:tcPr>
-            <w:tcW w:type="dxa" w:w="667"/>
+            <w:tcW w:type="dxa" w:w="631"/>
             <w:tcMar>
               <w:top w:w="80" w:type="dxa"/>
               <w:bottom w:w="80" w:type="dxa"/>
@@ -28832,7 +28951,7 @@
         <w:trPr/>
         <w:tc>
           <w:tcPr>
-            <w:tcW w:type="dxa" w:w="669"/>
+            <w:tcW w:type="dxa" w:w="631"/>
             <w:tcMar>
               <w:top w:w="80" w:type="dxa"/>
               <w:bottom w:w="80" w:type="dxa"/>
@@ -28848,7 +28967,7 @@
         </w:tc>
         <w:tc>
           <w:tcPr>
-            <w:tcW w:type="dxa" w:w="3120"/>
+            <w:tcW w:type="dxa" w:w="3471"/>
             <w:tcMar>
               <w:top w:w="80" w:type="dxa"/>
               <w:bottom w:w="80" w:type="dxa"/>
@@ -28864,7 +28983,7 @@
         </w:tc>
         <w:tc>
           <w:tcPr>
-            <w:tcW w:type="dxa" w:w="669"/>
+            <w:tcW w:type="dxa" w:w="631"/>
             <w:tcMar>
               <w:top w:w="80" w:type="dxa"/>
               <w:bottom w:w="80" w:type="dxa"/>
@@ -28880,7 +28999,7 @@
         </w:tc>
         <w:tc>
           <w:tcPr>
-            <w:tcW w:type="dxa" w:w="1449"/>
+            <w:tcW w:type="dxa" w:w="1367"/>
             <w:tcMar>
               <w:top w:w="80" w:type="dxa"/>
               <w:bottom w:w="80" w:type="dxa"/>
@@ -28896,7 +29015,7 @@
         </w:tc>
         <w:tc>
           <w:tcPr>
-            <w:tcW w:type="dxa" w:w="669"/>
+            <w:tcW w:type="dxa" w:w="631"/>
             <w:tcMar>
               <w:top w:w="80" w:type="dxa"/>
               <w:bottom w:w="80" w:type="dxa"/>
@@ -28912,7 +29031,7 @@
         </w:tc>
         <w:tc>
           <w:tcPr>
-            <w:tcW w:type="dxa" w:w="2117"/>
+            <w:tcW w:type="dxa" w:w="1998"/>
             <w:tcMar>
               <w:top w:w="80" w:type="dxa"/>
               <w:bottom w:w="80" w:type="dxa"/>
@@ -28928,7 +29047,7 @@
         </w:tc>
         <w:tc>
           <w:tcPr>
-            <w:tcW w:type="dxa" w:w="667"/>
+            <w:tcW w:type="dxa" w:w="631"/>
             <w:tcMar>
               <w:top w:w="80" w:type="dxa"/>
               <w:bottom w:w="80" w:type="dxa"/>
@@ -28947,7 +29066,7 @@
         <w:trPr/>
         <w:tc>
           <w:tcPr>
-            <w:tcW w:type="dxa" w:w="669"/>
+            <w:tcW w:type="dxa" w:w="631"/>
             <w:tcMar>
               <w:top w:w="80" w:type="dxa"/>
               <w:bottom w:w="80" w:type="dxa"/>
@@ -28963,7 +29082,7 @@
         </w:tc>
         <w:tc>
           <w:tcPr>
-            <w:tcW w:type="dxa" w:w="3120"/>
+            <w:tcW w:type="dxa" w:w="3471"/>
             <w:tcMar>
               <w:top w:w="80" w:type="dxa"/>
               <w:bottom w:w="80" w:type="dxa"/>
@@ -28979,7 +29098,7 @@
         </w:tc>
         <w:tc>
           <w:tcPr>
-            <w:tcW w:type="dxa" w:w="669"/>
+            <w:tcW w:type="dxa" w:w="631"/>
             <w:tcMar>
               <w:top w:w="80" w:type="dxa"/>
               <w:bottom w:w="80" w:type="dxa"/>
@@ -28995,7 +29114,7 @@
         </w:tc>
         <w:tc>
           <w:tcPr>
-            <w:tcW w:type="dxa" w:w="1449"/>
+            <w:tcW w:type="dxa" w:w="1367"/>
             <w:tcMar>
               <w:top w:w="80" w:type="dxa"/>
               <w:bottom w:w="80" w:type="dxa"/>
@@ -29011,7 +29130,7 @@
         </w:tc>
         <w:tc>
           <w:tcPr>
-            <w:tcW w:type="dxa" w:w="669"/>
+            <w:tcW w:type="dxa" w:w="631"/>
             <w:tcMar>
               <w:top w:w="80" w:type="dxa"/>
               <w:bottom w:w="80" w:type="dxa"/>
@@ -29027,7 +29146,7 @@
         </w:tc>
         <w:tc>
           <w:tcPr>
-            <w:tcW w:type="dxa" w:w="2117"/>
+            <w:tcW w:type="dxa" w:w="1998"/>
             <w:tcMar>
               <w:top w:w="80" w:type="dxa"/>
               <w:bottom w:w="80" w:type="dxa"/>
@@ -29043,7 +29162,7 @@
         </w:tc>
         <w:tc>
           <w:tcPr>
-            <w:tcW w:type="dxa" w:w="667"/>
+            <w:tcW w:type="dxa" w:w="631"/>
             <w:tcMar>
               <w:top w:w="80" w:type="dxa"/>
               <w:bottom w:w="80" w:type="dxa"/>
@@ -29062,7 +29181,7 @@
         <w:trPr/>
         <w:tc>
           <w:tcPr>
-            <w:tcW w:type="dxa" w:w="669"/>
+            <w:tcW w:type="dxa" w:w="631"/>
             <w:tcMar>
               <w:top w:w="80" w:type="dxa"/>
               <w:bottom w:w="80" w:type="dxa"/>
@@ -29078,7 +29197,7 @@
         </w:tc>
         <w:tc>
           <w:tcPr>
-            <w:tcW w:type="dxa" w:w="3120"/>
+            <w:tcW w:type="dxa" w:w="3471"/>
             <w:tcMar>
               <w:top w:w="80" w:type="dxa"/>
               <w:bottom w:w="80" w:type="dxa"/>
@@ -29094,7 +29213,7 @@
         </w:tc>
         <w:tc>
           <w:tcPr>
-            <w:tcW w:type="dxa" w:w="669"/>
+            <w:tcW w:type="dxa" w:w="631"/>
             <w:tcMar>
               <w:top w:w="80" w:type="dxa"/>
               <w:bottom w:w="80" w:type="dxa"/>
@@ -29110,7 +29229,7 @@
         </w:tc>
         <w:tc>
           <w:tcPr>
-            <w:tcW w:type="dxa" w:w="1449"/>
+            <w:tcW w:type="dxa" w:w="1367"/>
             <w:tcMar>
               <w:top w:w="80" w:type="dxa"/>
               <w:bottom w:w="80" w:type="dxa"/>
@@ -29126,7 +29245,7 @@
         </w:tc>
         <w:tc>
           <w:tcPr>
-            <w:tcW w:type="dxa" w:w="669"/>
+            <w:tcW w:type="dxa" w:w="631"/>
             <w:tcMar>
               <w:top w:w="80" w:type="dxa"/>
               <w:bottom w:w="80" w:type="dxa"/>
@@ -29142,7 +29261,7 @@
         </w:tc>
         <w:tc>
           <w:tcPr>
-            <w:tcW w:type="dxa" w:w="2117"/>
+            <w:tcW w:type="dxa" w:w="1998"/>
             <w:tcMar>
               <w:top w:w="80" w:type="dxa"/>
               <w:bottom w:w="80" w:type="dxa"/>
@@ -29158,7 +29277,7 @@
         </w:tc>
         <w:tc>
           <w:tcPr>
-            <w:tcW w:type="dxa" w:w="667"/>
+            <w:tcW w:type="dxa" w:w="631"/>
             <w:tcMar>
               <w:top w:w="80" w:type="dxa"/>
               <w:bottom w:w="80" w:type="dxa"/>
@@ -29177,7 +29296,7 @@
         <w:trPr/>
         <w:tc>
           <w:tcPr>
-            <w:tcW w:type="dxa" w:w="669"/>
+            <w:tcW w:type="dxa" w:w="631"/>
             <w:tcMar>
               <w:top w:w="80" w:type="dxa"/>
               <w:bottom w:w="80" w:type="dxa"/>
@@ -29193,7 +29312,7 @@
         </w:tc>
         <w:tc>
           <w:tcPr>
-            <w:tcW w:type="dxa" w:w="3120"/>
+            <w:tcW w:type="dxa" w:w="3471"/>
             <w:tcMar>
               <w:top w:w="80" w:type="dxa"/>
               <w:bottom w:w="80" w:type="dxa"/>
@@ -29209,7 +29328,7 @@
         </w:tc>
         <w:tc>
           <w:tcPr>
-            <w:tcW w:type="dxa" w:w="669"/>
+            <w:tcW w:type="dxa" w:w="631"/>
             <w:tcMar>
               <w:top w:w="80" w:type="dxa"/>
               <w:bottom w:w="80" w:type="dxa"/>
@@ -29225,7 +29344,7 @@
         </w:tc>
         <w:tc>
           <w:tcPr>
-            <w:tcW w:type="dxa" w:w="1449"/>
+            <w:tcW w:type="dxa" w:w="1367"/>
             <w:tcMar>
               <w:top w:w="80" w:type="dxa"/>
               <w:bottom w:w="80" w:type="dxa"/>
@@ -29241,7 +29360,7 @@
         </w:tc>
         <w:tc>
           <w:tcPr>
-            <w:tcW w:type="dxa" w:w="669"/>
+            <w:tcW w:type="dxa" w:w="631"/>
             <w:tcMar>
               <w:top w:w="80" w:type="dxa"/>
               <w:bottom w:w="80" w:type="dxa"/>
@@ -29257,7 +29376,7 @@
         </w:tc>
         <w:tc>
           <w:tcPr>
-            <w:tcW w:type="dxa" w:w="2117"/>
+            <w:tcW w:type="dxa" w:w="1998"/>
             <w:tcMar>
               <w:top w:w="80" w:type="dxa"/>
               <w:bottom w:w="80" w:type="dxa"/>
@@ -29273,7 +29392,7 @@
         </w:tc>
         <w:tc>
           <w:tcPr>
-            <w:tcW w:type="dxa" w:w="667"/>
+            <w:tcW w:type="dxa" w:w="631"/>
             <w:tcMar>
               <w:top w:w="80" w:type="dxa"/>
               <w:bottom w:w="80" w:type="dxa"/>
@@ -29713,6 +29832,62 @@
       </w:pPr>
       <w:r>
         <w:t>影响：R1的9.17话术从 assist+10% 改为 assist+100%；R2/R3仍需分别人工批准扩大Agent接管范围，R4不再扩大比例。以后真正存在外部用户时，如需分群发布，必须另行设计基于后端认证user_id/租户的策略，不能把未实现的白名单描述为现有配置。</w:t>
+      </w:r>
+    </w:p>
+    <w:p>
+      <w:pPr>
+        <w:pStyle w:val="Heading2"/>
+      </w:pPr>
+      <w:r>
+        <w:t>D-007：中文工程交付与配置逐项说明为硬性门禁</w:t>
+      </w:r>
+    </w:p>
+    <w:p>
+      <w:pPr>
+        <w:pStyle w:val="ListBullet"/>
+      </w:pPr>
+      <w:r>
+        <w:t>日期：2026-07-22</w:t>
+      </w:r>
+    </w:p>
+    <w:p>
+      <w:pPr>
+        <w:pStyle w:val="ListBullet"/>
+      </w:pPr>
+      <w:r>
+        <w:t>状态：已确认</w:t>
+      </w:r>
+    </w:p>
+    <w:p>
+      <w:pPr>
+        <w:pStyle w:val="ListBullet"/>
+      </w:pPr>
+      <w:r>
+        <w:t>决策：本要求确认后的所有 commit/PR/合并/状态/测试/交接/发布说明使用中文主体语义；新增或修改的人工代码注释使用中文；每个新增或修改的叶子配置项必须提供紧邻的详细中文注释，不支持注释的格式使用逐键 schema description 或同目录中文说明。代码标识符和外部协议字段不做中文化改名。</w:t>
+      </w:r>
+    </w:p>
+    <w:p>
+      <w:pPr>
+        <w:pStyle w:val="ListBullet"/>
+      </w:pPr>
+      <w:r>
+        <w:t>原因：团队需要在不依赖原 Codex 对话的情况下直接理解提交目的、代码意图和配置影响，尤其避免配置只出现键名而无法判断默认值、生效对象、重启要求和回滚风险。</w:t>
+      </w:r>
+    </w:p>
+    <w:p>
+      <w:pPr>
+        <w:pStyle w:val="ListBullet"/>
+      </w:pPr>
+      <w:r>
+        <w:t>方案比较：仅写设计文档容易遗漏；只做自动扫描无法准确判断解释质量；最终采用“设计规范 + Codex 执行协议 + M00本地/远端门禁 + 独立reviewer”三层约束。</w:t>
+      </w:r>
+    </w:p>
+    <w:p>
+      <w:pPr>
+        <w:pStyle w:val="ListBullet"/>
+      </w:pPr>
+      <w:r>
+        <w:t>影响：M00-A.3/M00-I.1 增加中文规范检查脚本与临时仓库测试；所有切片在 commit/push 前执行，失败不得 push、不得写集成就绪或完成状态。历史提交和未修改的旧注释不要求批量重写，规则从本决策起约束新增和修改内容。</w:t>
       </w:r>
     </w:p>
     <w:sectPr>
